--- a/Dokumentation/Anleitung/Anleitung_Balancer.docx
+++ b/Dokumentation/Anleitung/Anleitung_Balancer.docx
@@ -1,6 +1,6 @@
 
 <file path=word/document.xml><?xml version="1.0" encoding="utf-8"?>
-<w:document xmlns:wpc="http://schemas.microsoft.com/office/word/2010/wordprocessingCanvas" xmlns:cx="http://schemas.microsoft.com/office/drawing/2014/chartex" xmlns:cx1="http://schemas.microsoft.com/office/drawing/2015/9/8/chartex" xmlns:cx2="http://schemas.microsoft.com/office/drawing/2015/10/21/chartex" xmlns:cx3="http://schemas.microsoft.com/office/drawing/2016/5/9/chartex" xmlns:cx4="http://schemas.microsoft.com/office/drawing/2016/5/10/chartex" xmlns:cx5="http://schemas.microsoft.com/office/drawing/2016/5/11/chartex" xmlns:cx6="http://schemas.microsoft.com/office/drawing/2016/5/12/chartex" xmlns:cx7="http://schemas.microsoft.com/office/drawing/2016/5/13/chartex" xmlns:cx8="http://schemas.microsoft.com/office/drawing/2016/5/14/chartex" xmlns:mc="http://schemas.openxmlformats.org/markup-compatibility/2006" xmlns:aink="http://schemas.microsoft.com/office/drawing/2016/ink" xmlns:am3d="http://schemas.microsoft.com/office/drawing/2017/model3d" xmlns:o="urn:schemas-microsoft-com:office:office" xmlns:oel="http://schemas.microsoft.com/office/2019/extlst" xmlns:r="http://schemas.openxmlformats.org/officeDocument/2006/relationships" xmlns:m="http://schemas.openxmlformats.org/officeDocument/2006/math" xmlns:v="urn:schemas-microsoft-com:vml" xmlns:wp14="http://schemas.microsoft.com/office/word/2010/wordprocessingDrawing" xmlns:wp="http://schemas.openxmlformats.org/drawingml/2006/wordprocessingDrawing" xmlns:w10="urn:schemas-microsoft-com:office:word" xmlns:w="http://schemas.openxmlformats.org/wordprocessingml/2006/main" xmlns:w14="http://schemas.microsoft.com/office/word/2010/wordml" xmlns:w15="http://schemas.microsoft.com/office/word/2012/wordml" xmlns:w16cex="http://schemas.microsoft.com/office/word/2018/wordml/cex" xmlns:w16cid="http://schemas.microsoft.com/office/word/2016/wordml/cid" xmlns:w16="http://schemas.microsoft.com/office/word/2018/wordml" xmlns:w16du="http://schemas.microsoft.com/office/word/2023/wordml/word16du" xmlns:w16sdtdh="http://schemas.microsoft.com/office/word/2020/wordml/sdtdatahash" xmlns:w16se="http://schemas.microsoft.com/office/word/2015/wordml/symex" xmlns:wpg="http://schemas.microsoft.com/office/word/2010/wordprocessingGroup" xmlns:wpi="http://schemas.microsoft.com/office/word/2010/wordprocessingInk" xmlns:wne="http://schemas.microsoft.com/office/word/2006/wordml" xmlns:wps="http://schemas.microsoft.com/office/word/2010/wordprocessingShape" mc:Ignorable="w14 w15 w16se w16cid w16 w16cex w16sdtdh w16du wp14">
+<w:document xmlns:wpc="http://schemas.microsoft.com/office/word/2010/wordprocessingCanvas" xmlns:cx="http://schemas.microsoft.com/office/drawing/2014/chartex" xmlns:cx1="http://schemas.microsoft.com/office/drawing/2015/9/8/chartex" xmlns:cx2="http://schemas.microsoft.com/office/drawing/2015/10/21/chartex" xmlns:cx3="http://schemas.microsoft.com/office/drawing/2016/5/9/chartex" xmlns:cx4="http://schemas.microsoft.com/office/drawing/2016/5/10/chartex" xmlns:cx5="http://schemas.microsoft.com/office/drawing/2016/5/11/chartex" xmlns:cx6="http://schemas.microsoft.com/office/drawing/2016/5/12/chartex" xmlns:cx7="http://schemas.microsoft.com/office/drawing/2016/5/13/chartex" xmlns:cx8="http://schemas.microsoft.com/office/drawing/2016/5/14/chartex" xmlns:mc="http://schemas.openxmlformats.org/markup-compatibility/2006" xmlns:aink="http://schemas.microsoft.com/office/drawing/2016/ink" xmlns:am3d="http://schemas.microsoft.com/office/drawing/2017/model3d" xmlns:o="urn:schemas-microsoft-com:office:office" xmlns:oel="http://schemas.microsoft.com/office/2019/extlst" xmlns:r="http://schemas.openxmlformats.org/officeDocument/2006/relationships" xmlns:m="http://schemas.openxmlformats.org/officeDocument/2006/math" xmlns:v="urn:schemas-microsoft-com:vml" xmlns:wp14="http://schemas.microsoft.com/office/word/2010/wordprocessingDrawing" xmlns:wp="http://schemas.openxmlformats.org/drawingml/2006/wordprocessingDrawing" xmlns:w10="urn:schemas-microsoft-com:office:word" xmlns:w="http://schemas.openxmlformats.org/wordprocessingml/2006/main" xmlns:w14="http://schemas.microsoft.com/office/word/2010/wordml" xmlns:w15="http://schemas.microsoft.com/office/word/2012/wordml" xmlns:w16cex="http://schemas.microsoft.com/office/word/2018/wordml/cex" xmlns:w16cid="http://schemas.microsoft.com/office/word/2016/wordml/cid" xmlns:w16="http://schemas.microsoft.com/office/word/2018/wordml" xmlns:w16du="http://schemas.microsoft.com/office/word/2023/wordml/word16du" xmlns:w16sdtdh="http://schemas.microsoft.com/office/word/2020/wordml/sdtdatahash" xmlns:w16sdtfl="http://schemas.microsoft.com/office/word/2024/wordml/sdtformatlock" xmlns:w16se="http://schemas.microsoft.com/office/word/2015/wordml/symex" xmlns:wpg="http://schemas.microsoft.com/office/word/2010/wordprocessingGroup" xmlns:wpi="http://schemas.microsoft.com/office/word/2010/wordprocessingInk" xmlns:wne="http://schemas.microsoft.com/office/word/2006/wordml" xmlns:wps="http://schemas.microsoft.com/office/word/2010/wordprocessingShape" mc:Ignorable="w14 w15 w16se w16cid w16 w16cex w16sdtdh w16sdtfl w16du wp14">
   <w:body>
     <w:p>
       <w:pPr>
@@ -21,7 +21,7 @@
           <w:szCs w:val="28"/>
           <w:u w:val="single"/>
         </w:rPr>
-        <w:t xml:space="preserve">Anleitung zum „Balance-Master 3000 </w:t>
+        <w:t>Anleitung zu</w:t>
       </w:r>
       <w:r>
         <w:rPr>
@@ -31,7 +31,7 @@
           <w:szCs w:val="28"/>
           <w:u w:val="single"/>
         </w:rPr>
-        <w:t xml:space="preserve">Pro Max </w:t>
+        <w:t>r</w:t>
       </w:r>
       <w:r>
         <w:rPr>
@@ -41,8 +41,9 @@
           <w:szCs w:val="28"/>
           <w:u w:val="single"/>
         </w:rPr>
-        <w:t>Ultra</w:t>
-      </w:r>
+        <w:t xml:space="preserve"> „</w:t>
+      </w:r>
+      <w:proofErr w:type="spellStart"/>
       <w:r>
         <w:rPr>
           <w:b/>
@@ -51,8 +52,9 @@
           <w:szCs w:val="28"/>
           <w:u w:val="single"/>
         </w:rPr>
-        <w:t xml:space="preserve"> 2.0</w:t>
-      </w:r>
+        <w:t>Active</w:t>
+      </w:r>
+      <w:proofErr w:type="spellEnd"/>
       <w:r>
         <w:rPr>
           <w:b/>
@@ -61,6 +63,38 @@
           <w:szCs w:val="28"/>
           <w:u w:val="single"/>
         </w:rPr>
+        <w:t xml:space="preserve"> </w:t>
+      </w:r>
+      <w:proofErr w:type="spellStart"/>
+      <w:r>
+        <w:rPr>
+          <w:b/>
+          <w:bCs/>
+          <w:sz w:val="28"/>
+          <w:szCs w:val="28"/>
+          <w:u w:val="single"/>
+        </w:rPr>
+        <w:t>Balancing</w:t>
+      </w:r>
+      <w:proofErr w:type="spellEnd"/>
+      <w:r>
+        <w:rPr>
+          <w:b/>
+          <w:bCs/>
+          <w:sz w:val="28"/>
+          <w:szCs w:val="28"/>
+          <w:u w:val="single"/>
+        </w:rPr>
+        <w:t xml:space="preserve"> Platine V1</w:t>
+      </w:r>
+      <w:r>
+        <w:rPr>
+          <w:b/>
+          <w:bCs/>
+          <w:sz w:val="28"/>
+          <w:szCs w:val="28"/>
+          <w:u w:val="single"/>
+        </w:rPr>
         <w:t>“</w:t>
       </w:r>
     </w:p>
@@ -85,6 +119,15 @@
           <w:szCs w:val="28"/>
         </w:rPr>
       </w:pPr>
+      <w:r>
+        <w:rPr>
+          <w:b/>
+          <w:bCs/>
+          <w:sz w:val="28"/>
+          <w:szCs w:val="28"/>
+        </w:rPr>
+        <w:t>Übersicht:</w:t>
+      </w:r>
     </w:p>
     <w:p>
       <w:pPr>
@@ -171,6 +214,8 @@
         <w:rPr>
           <w:b/>
           <w:bCs/>
+          <w:sz w:val="96"/>
+          <w:szCs w:val="96"/>
           <w:u w:val="single"/>
         </w:rPr>
       </w:pPr>
@@ -178,9 +223,90 @@
         <w:rPr>
           <w:b/>
           <w:bCs/>
+          <w:noProof/>
+        </w:rPr>
+        <w:lastRenderedPageBreak/>
+        <w:drawing>
+          <wp:inline distT="0" distB="0" distL="0" distR="0" wp14:anchorId="6BBC8FC5" wp14:editId="4519E4D6">
+            <wp:extent cx="914400" cy="914400"/>
+            <wp:effectExtent l="0" t="0" r="0" b="0"/>
+            <wp:docPr id="2007662776" name="Grafik 36" descr="Warnung Silhouette"/>
+            <wp:cNvGraphicFramePr>
+              <a:graphicFrameLocks xmlns:a="http://schemas.openxmlformats.org/drawingml/2006/main" noChangeAspect="1"/>
+            </wp:cNvGraphicFramePr>
+            <a:graphic xmlns:a="http://schemas.openxmlformats.org/drawingml/2006/main">
+              <a:graphicData uri="http://schemas.openxmlformats.org/drawingml/2006/picture">
+                <pic:pic xmlns:pic="http://schemas.openxmlformats.org/drawingml/2006/picture">
+                  <pic:nvPicPr>
+                    <pic:cNvPr id="2007662776" name="Grafik 2007662776" descr="Warnung Silhouette"/>
+                    <pic:cNvPicPr/>
+                  </pic:nvPicPr>
+                  <pic:blipFill>
+                    <a:blip r:embed="rId7">
+                      <a:extLst>
+                        <a:ext uri="{96DAC541-7B7A-43D3-8B79-37D633B846F1}">
+                          <asvg:svgBlip xmlns:asvg="http://schemas.microsoft.com/office/drawing/2016/SVG/main" r:embed="rId8"/>
+                        </a:ext>
+                      </a:extLst>
+                    </a:blip>
+                    <a:stretch>
+                      <a:fillRect/>
+                    </a:stretch>
+                  </pic:blipFill>
+                  <pic:spPr>
+                    <a:xfrm>
+                      <a:off x="0" y="0"/>
+                      <a:ext cx="914400" cy="914400"/>
+                    </a:xfrm>
+                    <a:prstGeom prst="rect">
+                      <a:avLst/>
+                    </a:prstGeom>
+                  </pic:spPr>
+                </pic:pic>
+              </a:graphicData>
+            </a:graphic>
+          </wp:inline>
+        </w:drawing>
+      </w:r>
+    </w:p>
+    <w:p>
+      <w:r>
+        <w:rPr>
+          <w:b/>
+          <w:bCs/>
           <w:u w:val="single"/>
         </w:rPr>
-        <w:lastRenderedPageBreak/>
+        <w:t>Warnung!!</w:t>
+      </w:r>
+      <w:r>
+        <w:rPr>
+          <w:b/>
+          <w:bCs/>
+          <w:u w:val="single"/>
+        </w:rPr>
+        <w:br/>
+      </w:r>
+      <w:r>
+        <w:t xml:space="preserve">Die Platine </w:t>
+      </w:r>
+      <w:r>
+        <w:t>ist im vorliegenden Zustand nicht vollständig einsatzbereit. Es darf nur eine Zelle gleichzeitig mit den Ausgängen der Platine verbunden werden (Immer nur zwei nebeneinander liegende Schmelzsicherungen bestücken!). Ein Nichtbeachten führt im schlimmsten Fall zur Zerstörung des Testaufbaus.</w:t>
+      </w:r>
+    </w:p>
+    <w:p>
+      <w:pPr>
+        <w:rPr>
+          <w:b/>
+          <w:bCs/>
+          <w:u w:val="single"/>
+        </w:rPr>
+      </w:pPr>
+      <w:r>
+        <w:rPr>
+          <w:b/>
+          <w:bCs/>
+          <w:u w:val="single"/>
+        </w:rPr>
         <w:t>Inbetriebnahme:</w:t>
       </w:r>
     </w:p>
@@ -358,13 +484,13 @@
                           </pic:cNvPicPr>
                         </pic:nvPicPr>
                         <pic:blipFill>
-                          <a:blip r:embed="rId7" cstate="print">
+                          <a:blip r:embed="rId9" cstate="print">
                             <a:extLst>
                               <a:ext uri="{28A0092B-C50C-407E-A947-70E740481C1C}">
                                 <a14:useLocalDpi xmlns:a14="http://schemas.microsoft.com/office/drawing/2010/main" val="0"/>
                               </a:ext>
                               <a:ext uri="{96DAC541-7B7A-43D3-8B79-37D633B846F1}">
-                                <asvg:svgBlip xmlns:asvg="http://schemas.microsoft.com/office/drawing/2016/SVG/main" r:embed="rId8"/>
+                                <asvg:svgBlip xmlns:asvg="http://schemas.microsoft.com/office/drawing/2016/SVG/main" r:embed="rId10"/>
                               </a:ext>
                             </a:extLst>
                           </a:blip>
@@ -396,13 +522,13 @@
                           </pic:cNvPicPr>
                         </pic:nvPicPr>
                         <pic:blipFill>
-                          <a:blip r:embed="rId7">
+                          <a:blip r:embed="rId9">
                             <a:extLst>
                               <a:ext uri="{28A0092B-C50C-407E-A947-70E740481C1C}">
                                 <a14:useLocalDpi xmlns:a14="http://schemas.microsoft.com/office/drawing/2010/main" val="0"/>
                               </a:ext>
                               <a:ext uri="{96DAC541-7B7A-43D3-8B79-37D633B846F1}">
-                                <asvg:svgBlip xmlns:asvg="http://schemas.microsoft.com/office/drawing/2016/SVG/main" r:embed="rId8"/>
+                                <asvg:svgBlip xmlns:asvg="http://schemas.microsoft.com/office/drawing/2016/SVG/main" r:embed="rId10"/>
                               </a:ext>
                             </a:extLst>
                           </a:blip>
@@ -434,13 +560,13 @@
                           </pic:cNvPicPr>
                         </pic:nvPicPr>
                         <pic:blipFill>
-                          <a:blip r:embed="rId7">
+                          <a:blip r:embed="rId9">
                             <a:extLst>
                               <a:ext uri="{28A0092B-C50C-407E-A947-70E740481C1C}">
                                 <a14:useLocalDpi xmlns:a14="http://schemas.microsoft.com/office/drawing/2010/main" val="0"/>
                               </a:ext>
                               <a:ext uri="{96DAC541-7B7A-43D3-8B79-37D633B846F1}">
-                                <asvg:svgBlip xmlns:asvg="http://schemas.microsoft.com/office/drawing/2016/SVG/main" r:embed="rId8"/>
+                                <asvg:svgBlip xmlns:asvg="http://schemas.microsoft.com/office/drawing/2016/SVG/main" r:embed="rId10"/>
                               </a:ext>
                             </a:extLst>
                           </a:blip>
@@ -472,13 +598,13 @@
                           </pic:cNvPicPr>
                         </pic:nvPicPr>
                         <pic:blipFill>
-                          <a:blip r:embed="rId7">
+                          <a:blip r:embed="rId9">
                             <a:extLst>
                               <a:ext uri="{28A0092B-C50C-407E-A947-70E740481C1C}">
                                 <a14:useLocalDpi xmlns:a14="http://schemas.microsoft.com/office/drawing/2010/main" val="0"/>
                               </a:ext>
                               <a:ext uri="{96DAC541-7B7A-43D3-8B79-37D633B846F1}">
-                                <asvg:svgBlip xmlns:asvg="http://schemas.microsoft.com/office/drawing/2016/SVG/main" r:embed="rId8"/>
+                                <asvg:svgBlip xmlns:asvg="http://schemas.microsoft.com/office/drawing/2016/SVG/main" r:embed="rId10"/>
                               </a:ext>
                             </a:extLst>
                           </a:blip>
@@ -510,13 +636,13 @@
                           </pic:cNvPicPr>
                         </pic:nvPicPr>
                         <pic:blipFill>
-                          <a:blip r:embed="rId7">
+                          <a:blip r:embed="rId9">
                             <a:extLst>
                               <a:ext uri="{28A0092B-C50C-407E-A947-70E740481C1C}">
                                 <a14:useLocalDpi xmlns:a14="http://schemas.microsoft.com/office/drawing/2010/main" val="0"/>
                               </a:ext>
                               <a:ext uri="{96DAC541-7B7A-43D3-8B79-37D633B846F1}">
-                                <asvg:svgBlip xmlns:asvg="http://schemas.microsoft.com/office/drawing/2016/SVG/main" r:embed="rId8"/>
+                                <asvg:svgBlip xmlns:asvg="http://schemas.microsoft.com/office/drawing/2016/SVG/main" r:embed="rId10"/>
                               </a:ext>
                             </a:extLst>
                           </a:blip>
@@ -548,13 +674,13 @@
                           </pic:cNvPicPr>
                         </pic:nvPicPr>
                         <pic:blipFill>
-                          <a:blip r:embed="rId7">
+                          <a:blip r:embed="rId9">
                             <a:extLst>
                               <a:ext uri="{28A0092B-C50C-407E-A947-70E740481C1C}">
                                 <a14:useLocalDpi xmlns:a14="http://schemas.microsoft.com/office/drawing/2010/main" val="0"/>
                               </a:ext>
                               <a:ext uri="{96DAC541-7B7A-43D3-8B79-37D633B846F1}">
-                                <asvg:svgBlip xmlns:asvg="http://schemas.microsoft.com/office/drawing/2016/SVG/main" r:embed="rId8"/>
+                                <asvg:svgBlip xmlns:asvg="http://schemas.microsoft.com/office/drawing/2016/SVG/main" r:embed="rId10"/>
                               </a:ext>
                             </a:extLst>
                           </a:blip>
@@ -586,13 +712,13 @@
                           </pic:cNvPicPr>
                         </pic:nvPicPr>
                         <pic:blipFill>
-                          <a:blip r:embed="rId7">
+                          <a:blip r:embed="rId9">
                             <a:extLst>
                               <a:ext uri="{28A0092B-C50C-407E-A947-70E740481C1C}">
                                 <a14:useLocalDpi xmlns:a14="http://schemas.microsoft.com/office/drawing/2010/main" val="0"/>
                               </a:ext>
                               <a:ext uri="{96DAC541-7B7A-43D3-8B79-37D633B846F1}">
-                                <asvg:svgBlip xmlns:asvg="http://schemas.microsoft.com/office/drawing/2016/SVG/main" r:embed="rId8"/>
+                                <asvg:svgBlip xmlns:asvg="http://schemas.microsoft.com/office/drawing/2016/SVG/main" r:embed="rId10"/>
                               </a:ext>
                             </a:extLst>
                           </a:blip>
@@ -624,13 +750,13 @@
                           </pic:cNvPicPr>
                         </pic:nvPicPr>
                         <pic:blipFill>
-                          <a:blip r:embed="rId7">
+                          <a:blip r:embed="rId9">
                             <a:extLst>
                               <a:ext uri="{28A0092B-C50C-407E-A947-70E740481C1C}">
                                 <a14:useLocalDpi xmlns:a14="http://schemas.microsoft.com/office/drawing/2010/main" val="0"/>
                               </a:ext>
                               <a:ext uri="{96DAC541-7B7A-43D3-8B79-37D633B846F1}">
-                                <asvg:svgBlip xmlns:asvg="http://schemas.microsoft.com/office/drawing/2016/SVG/main" r:embed="rId8"/>
+                                <asvg:svgBlip xmlns:asvg="http://schemas.microsoft.com/office/drawing/2016/SVG/main" r:embed="rId10"/>
                               </a:ext>
                             </a:extLst>
                           </a:blip>
@@ -662,13 +788,13 @@
                           </pic:cNvPicPr>
                         </pic:nvPicPr>
                         <pic:blipFill>
-                          <a:blip r:embed="rId7">
+                          <a:blip r:embed="rId9">
                             <a:extLst>
                               <a:ext uri="{28A0092B-C50C-407E-A947-70E740481C1C}">
                                 <a14:useLocalDpi xmlns:a14="http://schemas.microsoft.com/office/drawing/2010/main" val="0"/>
                               </a:ext>
                               <a:ext uri="{96DAC541-7B7A-43D3-8B79-37D633B846F1}">
-                                <asvg:svgBlip xmlns:asvg="http://schemas.microsoft.com/office/drawing/2016/SVG/main" r:embed="rId8"/>
+                                <asvg:svgBlip xmlns:asvg="http://schemas.microsoft.com/office/drawing/2016/SVG/main" r:embed="rId10"/>
                               </a:ext>
                             </a:extLst>
                           </a:blip>
@@ -700,13 +826,13 @@
                           </pic:cNvPicPr>
                         </pic:nvPicPr>
                         <pic:blipFill>
-                          <a:blip r:embed="rId7">
+                          <a:blip r:embed="rId9">
                             <a:extLst>
                               <a:ext uri="{28A0092B-C50C-407E-A947-70E740481C1C}">
                                 <a14:useLocalDpi xmlns:a14="http://schemas.microsoft.com/office/drawing/2010/main" val="0"/>
                               </a:ext>
                               <a:ext uri="{96DAC541-7B7A-43D3-8B79-37D633B846F1}">
-                                <asvg:svgBlip xmlns:asvg="http://schemas.microsoft.com/office/drawing/2016/SVG/main" r:embed="rId8"/>
+                                <asvg:svgBlip xmlns:asvg="http://schemas.microsoft.com/office/drawing/2016/SVG/main" r:embed="rId10"/>
                               </a:ext>
                             </a:extLst>
                           </a:blip>
@@ -738,13 +864,13 @@
                           </pic:cNvPicPr>
                         </pic:nvPicPr>
                         <pic:blipFill>
-                          <a:blip r:embed="rId7">
+                          <a:blip r:embed="rId9">
                             <a:extLst>
                               <a:ext uri="{28A0092B-C50C-407E-A947-70E740481C1C}">
                                 <a14:useLocalDpi xmlns:a14="http://schemas.microsoft.com/office/drawing/2010/main" val="0"/>
                               </a:ext>
                               <a:ext uri="{96DAC541-7B7A-43D3-8B79-37D633B846F1}">
-                                <asvg:svgBlip xmlns:asvg="http://schemas.microsoft.com/office/drawing/2016/SVG/main" r:embed="rId8"/>
+                                <asvg:svgBlip xmlns:asvg="http://schemas.microsoft.com/office/drawing/2016/SVG/main" r:embed="rId10"/>
                               </a:ext>
                             </a:extLst>
                           </a:blip>
@@ -776,13 +902,13 @@
                           </pic:cNvPicPr>
                         </pic:nvPicPr>
                         <pic:blipFill>
-                          <a:blip r:embed="rId7">
+                          <a:blip r:embed="rId9">
                             <a:extLst>
                               <a:ext uri="{28A0092B-C50C-407E-A947-70E740481C1C}">
                                 <a14:useLocalDpi xmlns:a14="http://schemas.microsoft.com/office/drawing/2010/main" val="0"/>
                               </a:ext>
                               <a:ext uri="{96DAC541-7B7A-43D3-8B79-37D633B846F1}">
-                                <asvg:svgBlip xmlns:asvg="http://schemas.microsoft.com/office/drawing/2016/SVG/main" r:embed="rId8"/>
+                                <asvg:svgBlip xmlns:asvg="http://schemas.microsoft.com/office/drawing/2016/SVG/main" r:embed="rId10"/>
                               </a:ext>
                             </a:extLst>
                           </a:blip>
@@ -814,13 +940,13 @@
                           </pic:cNvPicPr>
                         </pic:nvPicPr>
                         <pic:blipFill>
-                          <a:blip r:embed="rId7">
+                          <a:blip r:embed="rId9">
                             <a:extLst>
                               <a:ext uri="{28A0092B-C50C-407E-A947-70E740481C1C}">
                                 <a14:useLocalDpi xmlns:a14="http://schemas.microsoft.com/office/drawing/2010/main" val="0"/>
                               </a:ext>
                               <a:ext uri="{96DAC541-7B7A-43D3-8B79-37D633B846F1}">
-                                <asvg:svgBlip xmlns:asvg="http://schemas.microsoft.com/office/drawing/2016/SVG/main" r:embed="rId8"/>
+                                <asvg:svgBlip xmlns:asvg="http://schemas.microsoft.com/office/drawing/2016/SVG/main" r:embed="rId10"/>
                               </a:ext>
                             </a:extLst>
                           </a:blip>
@@ -852,13 +978,13 @@
                           </pic:cNvPicPr>
                         </pic:nvPicPr>
                         <pic:blipFill>
-                          <a:blip r:embed="rId7">
+                          <a:blip r:embed="rId9">
                             <a:extLst>
                               <a:ext uri="{28A0092B-C50C-407E-A947-70E740481C1C}">
                                 <a14:useLocalDpi xmlns:a14="http://schemas.microsoft.com/office/drawing/2010/main" val="0"/>
                               </a:ext>
                               <a:ext uri="{96DAC541-7B7A-43D3-8B79-37D633B846F1}">
-                                <asvg:svgBlip xmlns:asvg="http://schemas.microsoft.com/office/drawing/2016/SVG/main" r:embed="rId8"/>
+                                <asvg:svgBlip xmlns:asvg="http://schemas.microsoft.com/office/drawing/2016/SVG/main" r:embed="rId10"/>
                               </a:ext>
                             </a:extLst>
                           </a:blip>
@@ -890,13 +1016,13 @@
                           </pic:cNvPicPr>
                         </pic:nvPicPr>
                         <pic:blipFill>
-                          <a:blip r:embed="rId7">
+                          <a:blip r:embed="rId9">
                             <a:extLst>
                               <a:ext uri="{28A0092B-C50C-407E-A947-70E740481C1C}">
                                 <a14:useLocalDpi xmlns:a14="http://schemas.microsoft.com/office/drawing/2010/main" val="0"/>
                               </a:ext>
                               <a:ext uri="{96DAC541-7B7A-43D3-8B79-37D633B846F1}">
-                                <asvg:svgBlip xmlns:asvg="http://schemas.microsoft.com/office/drawing/2016/SVG/main" r:embed="rId8"/>
+                                <asvg:svgBlip xmlns:asvg="http://schemas.microsoft.com/office/drawing/2016/SVG/main" r:embed="rId10"/>
                               </a:ext>
                             </a:extLst>
                           </a:blip>
@@ -928,13 +1054,13 @@
                           </pic:cNvPicPr>
                         </pic:nvPicPr>
                         <pic:blipFill>
-                          <a:blip r:embed="rId7">
+                          <a:blip r:embed="rId9">
                             <a:extLst>
                               <a:ext uri="{28A0092B-C50C-407E-A947-70E740481C1C}">
                                 <a14:useLocalDpi xmlns:a14="http://schemas.microsoft.com/office/drawing/2010/main" val="0"/>
                               </a:ext>
                               <a:ext uri="{96DAC541-7B7A-43D3-8B79-37D633B846F1}">
-                                <asvg:svgBlip xmlns:asvg="http://schemas.microsoft.com/office/drawing/2016/SVG/main" r:embed="rId8"/>
+                                <asvg:svgBlip xmlns:asvg="http://schemas.microsoft.com/office/drawing/2016/SVG/main" r:embed="rId10"/>
                               </a:ext>
                             </a:extLst>
                           </a:blip>
@@ -987,52 +1113,52 @@
                   <o:lock v:ext="edit" aspectratio="t"/>
                 </v:shapetype>
                 <v:shape id="Grafik 369079764" o:spid="_x0000_s1027" type="#_x0000_t75" alt="Akku mit einfarbiger Füllung" style="position:absolute;left:189;top:-189;width:3662;height:4040;rotation:-90;visibility:visible;mso-wrap-style:square" o:gfxdata="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">
-                  <v:imagedata r:id="rId9" o:title="Akku mit einfarbiger Füllung"/>
+                  <v:imagedata r:id="rId11" o:title="Akku mit einfarbiger Füllung"/>
                 </v:shape>
                 <v:shape id="Grafik 2059277635" o:spid="_x0000_s1028" type="#_x0000_t75" alt="Akku mit einfarbiger Füllung" style="position:absolute;left:188;top:3533;width:3663;height:4040;rotation:-90;visibility:visible;mso-wrap-style:square" o:gfxdata="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">
-                  <v:imagedata r:id="rId9" o:title="Akku mit einfarbiger Füllung"/>
+                  <v:imagedata r:id="rId11" o:title="Akku mit einfarbiger Füllung"/>
                 </v:shape>
                 <v:shape id="Grafik 110511001" o:spid="_x0000_s1029" type="#_x0000_t75" alt="Akku mit einfarbiger Füllung" style="position:absolute;left:188;top:7137;width:3663;height:4040;rotation:-90;visibility:visible;mso-wrap-style:square" o:gfxdata="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">
-                  <v:imagedata r:id="rId9" o:title="Akku mit einfarbiger Füllung"/>
+                  <v:imagedata r:id="rId11" o:title="Akku mit einfarbiger Füllung"/>
                 </v:shape>
                 <v:shape id="Grafik 974527681" o:spid="_x0000_s1030" type="#_x0000_t75" alt="Akku mit einfarbiger Füllung" style="position:absolute;left:189;top:10740;width:3662;height:4040;rotation:-90;visibility:visible;mso-wrap-style:square" o:gfxdata="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">
-                  <v:imagedata r:id="rId9" o:title="Akku mit einfarbiger Füllung"/>
+                  <v:imagedata r:id="rId11" o:title="Akku mit einfarbiger Füllung"/>
                 </v:shape>
                 <v:shape id="Grafik 1447055860" o:spid="_x0000_s1031" type="#_x0000_t75" alt="Akku mit einfarbiger Füllung" style="position:absolute;left:188;top:14423;width:3663;height:4040;rotation:-90;visibility:visible;mso-wrap-style:square" o:gfxdata="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">
-                  <v:imagedata r:id="rId9" o:title="Akku mit einfarbiger Füllung"/>
+                  <v:imagedata r:id="rId11" o:title="Akku mit einfarbiger Füllung"/>
                 </v:shape>
                 <v:shape id="Grafik 2074906669" o:spid="_x0000_s1032" type="#_x0000_t75" alt="Akku mit einfarbiger Füllung" style="position:absolute;left:188;top:18105;width:3663;height:4040;rotation:-90;visibility:visible;mso-wrap-style:square" o:gfxdata="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">
-                  <v:imagedata r:id="rId9" o:title="Akku mit einfarbiger Füllung"/>
+                  <v:imagedata r:id="rId11" o:title="Akku mit einfarbiger Füllung"/>
                 </v:shape>
                 <v:shape id="Grafik 1280362398" o:spid="_x0000_s1033" type="#_x0000_t75" alt="Akku mit einfarbiger Füllung" style="position:absolute;left:188;top:21788;width:3663;height:4040;rotation:-90;visibility:visible;mso-wrap-style:square" o:gfxdata="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">
-                  <v:imagedata r:id="rId9" o:title="Akku mit einfarbiger Füllung"/>
+                  <v:imagedata r:id="rId11" o:title="Akku mit einfarbiger Füllung"/>
                 </v:shape>
                 <v:shape id="Grafik 185683222" o:spid="_x0000_s1034" type="#_x0000_t75" alt="Akku mit einfarbiger Füllung" style="position:absolute;left:189;top:25450;width:3662;height:4040;rotation:-90;visibility:visible;mso-wrap-style:square" o:gfxdata="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">
-                  <v:imagedata r:id="rId9" o:title="Akku mit einfarbiger Füllung"/>
+                  <v:imagedata r:id="rId11" o:title="Akku mit einfarbiger Füllung"/>
                 </v:shape>
                 <v:shape id="Grafik 1154677917" o:spid="_x0000_s1035" type="#_x0000_t75" alt="Akku mit einfarbiger Füllung" style="position:absolute;left:188;top:29113;width:3663;height:4040;rotation:-90;visibility:visible;mso-wrap-style:square" o:gfxdata="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">
-                  <v:imagedata r:id="rId9" o:title="Akku mit einfarbiger Füllung"/>
+                  <v:imagedata r:id="rId11" o:title="Akku mit einfarbiger Füllung"/>
                 </v:shape>
                 <v:shape id="Grafik 1883504353" o:spid="_x0000_s1036" type="#_x0000_t75" alt="Akku mit einfarbiger Füllung" style="position:absolute;left:188;top:32776;width:3663;height:4040;rotation:-90;visibility:visible;mso-wrap-style:square" o:gfxdata="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">
-                  <v:imagedata r:id="rId9" o:title="Akku mit einfarbiger Füllung"/>
+                  <v:imagedata r:id="rId11" o:title="Akku mit einfarbiger Füllung"/>
                 </v:shape>
                 <v:shape id="Grafik 140347664" o:spid="_x0000_s1037" type="#_x0000_t75" alt="Akku mit einfarbiger Füllung" style="position:absolute;left:188;top:36439;width:3663;height:4040;rotation:-90;visibility:visible;mso-wrap-style:square" o:gfxdata="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">
-                  <v:imagedata r:id="rId9" o:title="Akku mit einfarbiger Füllung"/>
+                  <v:imagedata r:id="rId11" o:title="Akku mit einfarbiger Füllung"/>
                 </v:shape>
                 <v:shape id="Grafik 242730541" o:spid="_x0000_s1038" type="#_x0000_t75" alt="Akku mit einfarbiger Füllung" style="position:absolute;left:283;top:40100;width:3662;height:4041;rotation:-90;visibility:visible;mso-wrap-style:square" o:gfxdata="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">
-                  <v:imagedata r:id="rId9" o:title="Akku mit einfarbiger Füllung"/>
+                  <v:imagedata r:id="rId11" o:title="Akku mit einfarbiger Füllung"/>
                 </v:shape>
                 <v:shape id="Grafik 48515732" o:spid="_x0000_s1039" type="#_x0000_t75" alt="Akku mit einfarbiger Füllung" style="position:absolute;left:282;top:43763;width:3663;height:4041;rotation:-90;visibility:visible;mso-wrap-style:square" o:gfxdata="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">
-                  <v:imagedata r:id="rId9" o:title="Akku mit einfarbiger Füllung"/>
+                  <v:imagedata r:id="rId11" o:title="Akku mit einfarbiger Füllung"/>
                 </v:shape>
                 <v:shape id="Grafik 865158750" o:spid="_x0000_s1040" type="#_x0000_t75" alt="Akku mit einfarbiger Füllung" style="position:absolute;left:282;top:47426;width:3663;height:4041;rotation:-90;visibility:visible;mso-wrap-style:square" o:gfxdata="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">
-                  <v:imagedata r:id="rId9" o:title="Akku mit einfarbiger Füllung"/>
+                  <v:imagedata r:id="rId11" o:title="Akku mit einfarbiger Füllung"/>
                 </v:shape>
                 <v:shape id="Grafik 3279369" o:spid="_x0000_s1041" type="#_x0000_t75" alt="Akku mit einfarbiger Füllung" style="position:absolute;left:282;top:51089;width:3663;height:4041;rotation:-90;visibility:visible;mso-wrap-style:square" o:gfxdata="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">
-                  <v:imagedata r:id="rId9" o:title="Akku mit einfarbiger Füllung"/>
+                  <v:imagedata r:id="rId11" o:title="Akku mit einfarbiger Füllung"/>
                 </v:shape>
                 <v:shape id="Grafik 794714223" o:spid="_x0000_s1042" type="#_x0000_t75" alt="Akku mit einfarbiger Füllung" style="position:absolute;left:283;top:54751;width:3662;height:4041;rotation:-90;visibility:visible;mso-wrap-style:square" o:gfxdata="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">
-                  <v:imagedata r:id="rId9" o:title="Akku mit einfarbiger Füllung"/>
+                  <v:imagedata r:id="rId11" o:title="Akku mit einfarbiger Füllung"/>
                 </v:shape>
                 <w10:wrap anchorx="margin"/>
               </v:group>
@@ -2369,7 +2495,7 @@
                     <pic:cNvPicPr/>
                   </pic:nvPicPr>
                   <pic:blipFill>
-                    <a:blip r:embed="rId10"/>
+                    <a:blip r:embed="rId12"/>
                     <a:stretch>
                       <a:fillRect/>
                     </a:stretch>
@@ -2899,7 +3025,7 @@
                     <pic:cNvPicPr/>
                   </pic:nvPicPr>
                   <pic:blipFill>
-                    <a:blip r:embed="rId11"/>
+                    <a:blip r:embed="rId13"/>
                     <a:stretch>
                       <a:fillRect/>
                     </a:stretch>
@@ -3077,7 +3203,7 @@
                     <pic:cNvPicPr/>
                   </pic:nvPicPr>
                   <pic:blipFill>
-                    <a:blip r:embed="rId12"/>
+                    <a:blip r:embed="rId14"/>
                     <a:stretch>
                       <a:fillRect/>
                     </a:stretch>
@@ -3596,7 +3722,7 @@
                                           <pic:cNvPicPr/>
                                         </pic:nvPicPr>
                                         <pic:blipFill>
-                                          <a:blip r:embed="rId13"/>
+                                          <a:blip r:embed="rId15"/>
                                           <a:stretch>
                                             <a:fillRect/>
                                           </a:stretch>
@@ -3671,7 +3797,7 @@
                                     <pic:cNvPicPr/>
                                   </pic:nvPicPr>
                                   <pic:blipFill>
-                                    <a:blip r:embed="rId13"/>
+                                    <a:blip r:embed="rId15"/>
                                     <a:stretch>
                                       <a:fillRect/>
                                     </a:stretch>
@@ -3894,7 +4020,7 @@
                     <pic:cNvPicPr/>
                   </pic:nvPicPr>
                   <pic:blipFill>
-                    <a:blip r:embed="rId12"/>
+                    <a:blip r:embed="rId14"/>
                     <a:stretch>
                       <a:fillRect/>
                     </a:stretch>
@@ -4091,7 +4217,7 @@
                                           <pic:cNvPicPr/>
                                         </pic:nvPicPr>
                                         <pic:blipFill>
-                                          <a:blip r:embed="rId13"/>
+                                          <a:blip r:embed="rId15"/>
                                           <a:stretch>
                                             <a:fillRect/>
                                           </a:stretch>
@@ -4166,7 +4292,7 @@
                                     <pic:cNvPicPr/>
                                   </pic:nvPicPr>
                                   <pic:blipFill>
-                                    <a:blip r:embed="rId13"/>
+                                    <a:blip r:embed="rId15"/>
                                     <a:stretch>
                                       <a:fillRect/>
                                     </a:stretch>
@@ -4222,7 +4348,7 @@
                 <wp:cNvGraphicFramePr/>
                 <a:graphic xmlns:a="http://schemas.openxmlformats.org/drawingml/2006/main">
                   <a:graphicData uri="http://schemas.microsoft.com/office/word/2010/wordprocessingInk">
-                    <w14:contentPart bwMode="auto" r:id="rId14">
+                    <w14:contentPart bwMode="auto" r:id="rId16">
                       <w14:nvContentPartPr>
                         <w14:cNvContentPartPr/>
                       </w14:nvContentPartPr>
@@ -4258,7 +4384,7 @@
                 <o:lock v:ext="edit" aspectratio="t"/>
               </v:shapetype>
               <v:shape id="Freihand 2" o:spid="_x0000_s1026" type="#_x0000_t75" style="position:absolute;margin-left:261.95pt;margin-top:76.2pt;width:48.85pt;height:18.15pt;z-index:251723776;visibility:visible;mso-wrap-style:square;mso-wrap-distance-left:9pt;mso-wrap-distance-top:0;mso-wrap-distance-right:9pt;mso-wrap-distance-bottom:0;mso-position-horizontal:absolute;mso-position-horizontal-relative:text;mso-position-vertical:absolute;mso-position-vertical-relative:text" o:gfxdata="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">
-                <v:imagedata r:id="rId15" o:title=""/>
+                <v:imagedata r:id="rId17" o:title=""/>
               </v:shape>
             </w:pict>
           </mc:Fallback>
@@ -4286,7 +4412,7 @@
                 <wp:cNvGraphicFramePr/>
                 <a:graphic xmlns:a="http://schemas.openxmlformats.org/drawingml/2006/main">
                   <a:graphicData uri="http://schemas.microsoft.com/office/word/2010/wordprocessingInk">
-                    <w14:contentPart bwMode="auto" r:id="rId16">
+                    <w14:contentPart bwMode="auto" r:id="rId18">
                       <w14:nvContentPartPr>
                         <w14:cNvContentPartPr/>
                       </w14:nvContentPartPr>
@@ -4303,7 +4429,7 @@
           <mc:Fallback>
             <w:pict>
               <v:shape w14:anchorId="4EB406D6" id="Freihand 1" o:spid="_x0000_s1026" type="#_x0000_t75" style="position:absolute;margin-left:323.1pt;margin-top:57.4pt;width:90.1pt;height:18.95pt;z-index:251722752;visibility:visible;mso-wrap-style:square;mso-wrap-distance-left:9pt;mso-wrap-distance-top:0;mso-wrap-distance-right:9pt;mso-wrap-distance-bottom:0;mso-position-horizontal:absolute;mso-position-horizontal-relative:text;mso-position-vertical:absolute;mso-position-vertical-relative:text" o:gfxdata="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">
-                <v:imagedata r:id="rId17" o:title=""/>
+                <v:imagedata r:id="rId19" o:title=""/>
               </v:shape>
             </w:pict>
           </mc:Fallback>
@@ -4329,7 +4455,7 @@
                     <pic:cNvPicPr/>
                   </pic:nvPicPr>
                   <pic:blipFill>
-                    <a:blip r:embed="rId18"/>
+                    <a:blip r:embed="rId20"/>
                     <a:stretch>
                       <a:fillRect/>
                     </a:stretch>
@@ -4446,7 +4572,7 @@
                                           <pic:cNvPicPr/>
                                         </pic:nvPicPr>
                                         <pic:blipFill>
-                                          <a:blip r:embed="rId13"/>
+                                          <a:blip r:embed="rId15"/>
                                           <a:stretch>
                                             <a:fillRect/>
                                           </a:stretch>
@@ -4521,7 +4647,7 @@
                                     <pic:cNvPicPr/>
                                   </pic:nvPicPr>
                                   <pic:blipFill>
-                                    <a:blip r:embed="rId13"/>
+                                    <a:blip r:embed="rId15"/>
                                     <a:stretch>
                                       <a:fillRect/>
                                     </a:stretch>
@@ -4624,7 +4750,7 @@
                                           <pic:cNvPicPr/>
                                         </pic:nvPicPr>
                                         <pic:blipFill>
-                                          <a:blip r:embed="rId13"/>
+                                          <a:blip r:embed="rId15"/>
                                           <a:stretch>
                                             <a:fillRect/>
                                           </a:stretch>
@@ -4699,7 +4825,7 @@
                                     <pic:cNvPicPr/>
                                   </pic:nvPicPr>
                                   <pic:blipFill>
-                                    <a:blip r:embed="rId13"/>
+                                    <a:blip r:embed="rId15"/>
                                     <a:stretch>
                                       <a:fillRect/>
                                     </a:stretch>
@@ -4761,7 +4887,7 @@
                     <pic:cNvPicPr/>
                   </pic:nvPicPr>
                   <pic:blipFill>
-                    <a:blip r:embed="rId19">
+                    <a:blip r:embed="rId21">
                       <a:extLst>
                         <a:ext uri="{28A0092B-C50C-407E-A947-70E740481C1C}">
                           <a14:useLocalDpi xmlns:a14="http://schemas.microsoft.com/office/drawing/2010/main" val="0"/>
@@ -4815,7 +4941,7 @@
                     <pic:cNvPicPr/>
                   </pic:nvPicPr>
                   <pic:blipFill>
-                    <a:blip r:embed="rId20">
+                    <a:blip r:embed="rId22">
                       <a:extLst>
                         <a:ext uri="{28A0092B-C50C-407E-A947-70E740481C1C}">
                           <a14:useLocalDpi xmlns:a14="http://schemas.microsoft.com/office/drawing/2010/main" val="0"/>
@@ -4863,7 +4989,7 @@
                 <wp:cNvGraphicFramePr/>
                 <a:graphic xmlns:a="http://schemas.openxmlformats.org/drawingml/2006/main">
                   <a:graphicData uri="http://schemas.microsoft.com/office/word/2010/wordprocessingInk">
-                    <w14:contentPart bwMode="auto" r:id="rId21">
+                    <w14:contentPart bwMode="auto" r:id="rId23">
                       <w14:nvContentPartPr>
                         <w14:cNvContentPartPr/>
                       </w14:nvContentPartPr>
@@ -4880,7 +5006,7 @@
           <mc:Fallback>
             <w:pict>
               <v:shape w14:anchorId="4895E5A7" id="Freihand 6" o:spid="_x0000_s1026" type="#_x0000_t75" style="position:absolute;margin-left:261.4pt;margin-top:35.2pt;width:38.55pt;height:31.85pt;z-index:251725824;visibility:visible;mso-wrap-style:square;mso-wrap-distance-left:9pt;mso-wrap-distance-top:0;mso-wrap-distance-right:9pt;mso-wrap-distance-bottom:0;mso-position-horizontal:absolute;mso-position-horizontal-relative:text;mso-position-vertical:absolute;mso-position-vertical-relative:text" o:gfxdata="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">
-                <v:imagedata r:id="rId22" o:title=""/>
+                <v:imagedata r:id="rId24" o:title=""/>
               </v:shape>
             </w:pict>
           </mc:Fallback>
@@ -4908,7 +5034,7 @@
                 <wp:cNvGraphicFramePr/>
                 <a:graphic xmlns:a="http://schemas.openxmlformats.org/drawingml/2006/main">
                   <a:graphicData uri="http://schemas.microsoft.com/office/word/2010/wordprocessingInk">
-                    <w14:contentPart bwMode="auto" r:id="rId23">
+                    <w14:contentPart bwMode="auto" r:id="rId25">
                       <w14:nvContentPartPr>
                         <w14:cNvContentPartPr/>
                       </w14:nvContentPartPr>
@@ -4925,7 +5051,7 @@
           <mc:Fallback>
             <w:pict>
               <v:shape w14:anchorId="61249A30" id="Freihand 5" o:spid="_x0000_s1026" type="#_x0000_t75" style="position:absolute;margin-left:260.9pt;margin-top:41.65pt;width:40.8pt;height:20.5pt;z-index:251724800;visibility:visible;mso-wrap-style:square;mso-wrap-distance-left:9pt;mso-wrap-distance-top:0;mso-wrap-distance-right:9pt;mso-wrap-distance-bottom:0;mso-position-horizontal:absolute;mso-position-horizontal-relative:text;mso-position-vertical:absolute;mso-position-vertical-relative:text" o:gfxdata="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">
-                <v:imagedata r:id="rId24" o:title=""/>
+                <v:imagedata r:id="rId26" o:title=""/>
               </v:shape>
             </w:pict>
           </mc:Fallback>
@@ -4966,7 +5092,7 @@
                 <wp:cNvGraphicFramePr/>
                 <a:graphic xmlns:a="http://schemas.openxmlformats.org/drawingml/2006/main">
                   <a:graphicData uri="http://schemas.microsoft.com/office/word/2010/wordprocessingInk">
-                    <w14:contentPart bwMode="auto" r:id="rId25">
+                    <w14:contentPart bwMode="auto" r:id="rId27">
                       <w14:nvContentPartPr>
                         <w14:cNvContentPartPr/>
                       </w14:nvContentPartPr>
@@ -4983,7 +5109,7 @@
           <mc:Fallback>
             <w:pict>
               <v:shape w14:anchorId="65D0BF27" id="Freihand 14" o:spid="_x0000_s1026" type="#_x0000_t75" style="position:absolute;margin-left:77.95pt;margin-top:-16.5pt;width:36.3pt;height:49.85pt;z-index:251738112;visibility:visible;mso-wrap-style:square;mso-wrap-distance-left:9pt;mso-wrap-distance-top:0;mso-wrap-distance-right:9pt;mso-wrap-distance-bottom:0;mso-position-horizontal:absolute;mso-position-horizontal-relative:text;mso-position-vertical:absolute;mso-position-vertical-relative:text" o:gfxdata="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">
-                <v:imagedata r:id="rId26" o:title=""/>
+                <v:imagedata r:id="rId28" o:title=""/>
               </v:shape>
             </w:pict>
           </mc:Fallback>
@@ -5130,7 +5256,7 @@
                                           <pic:cNvPicPr/>
                                         </pic:nvPicPr>
                                         <pic:blipFill>
-                                          <a:blip r:embed="rId13"/>
+                                          <a:blip r:embed="rId15"/>
                                           <a:stretch>
                                             <a:fillRect/>
                                           </a:stretch>
@@ -5205,7 +5331,7 @@
                                     <pic:cNvPicPr/>
                                   </pic:nvPicPr>
                                   <pic:blipFill>
-                                    <a:blip r:embed="rId13"/>
+                                    <a:blip r:embed="rId15"/>
                                     <a:stretch>
                                       <a:fillRect/>
                                     </a:stretch>
@@ -5268,7 +5394,7 @@
                     <pic:cNvPicPr/>
                   </pic:nvPicPr>
                   <pic:blipFill>
-                    <a:blip r:embed="rId13"/>
+                    <a:blip r:embed="rId15"/>
                     <a:stretch>
                       <a:fillRect/>
                     </a:stretch>
@@ -5524,7 +5650,6 @@
               </w:rPr>
             </w:pPr>
             <w:proofErr w:type="spellStart"/>
-            <w:proofErr w:type="gramStart"/>
             <w:r>
               <w:rPr>
                 <w:b/>
@@ -5538,15 +5663,7 @@
                 <w:b/>
                 <w:bCs/>
               </w:rPr>
-              <w:t>[</w:t>
-            </w:r>
-            <w:proofErr w:type="gramEnd"/>
-            <w:r>
-              <w:rPr>
-                <w:b/>
-                <w:bCs/>
-              </w:rPr>
-              <w:t>0]</w:t>
+              <w:t>[0]</w:t>
             </w:r>
           </w:p>
         </w:tc>
@@ -5562,7 +5679,6 @@
               </w:rPr>
             </w:pPr>
             <w:proofErr w:type="spellStart"/>
-            <w:proofErr w:type="gramStart"/>
             <w:r>
               <w:rPr>
                 <w:b/>
@@ -5576,15 +5692,7 @@
                 <w:b/>
                 <w:bCs/>
               </w:rPr>
-              <w:t>[</w:t>
-            </w:r>
-            <w:proofErr w:type="gramEnd"/>
-            <w:r>
-              <w:rPr>
-                <w:b/>
-                <w:bCs/>
-              </w:rPr>
-              <w:t>1]</w:t>
+              <w:t>[1]</w:t>
             </w:r>
           </w:p>
         </w:tc>
@@ -5600,7 +5708,6 @@
               </w:rPr>
             </w:pPr>
             <w:proofErr w:type="spellStart"/>
-            <w:proofErr w:type="gramStart"/>
             <w:r>
               <w:rPr>
                 <w:b/>
@@ -5614,15 +5721,7 @@
                 <w:b/>
                 <w:bCs/>
               </w:rPr>
-              <w:t>[</w:t>
-            </w:r>
-            <w:proofErr w:type="gramEnd"/>
-            <w:r>
-              <w:rPr>
-                <w:b/>
-                <w:bCs/>
-              </w:rPr>
-              <w:t>2]</w:t>
+              <w:t>[2]</w:t>
             </w:r>
           </w:p>
         </w:tc>
@@ -5638,7 +5737,6 @@
               </w:rPr>
             </w:pPr>
             <w:proofErr w:type="spellStart"/>
-            <w:proofErr w:type="gramStart"/>
             <w:r>
               <w:rPr>
                 <w:b/>
@@ -5652,15 +5750,7 @@
                 <w:b/>
                 <w:bCs/>
               </w:rPr>
-              <w:t>[</w:t>
-            </w:r>
-            <w:proofErr w:type="gramEnd"/>
-            <w:r>
-              <w:rPr>
-                <w:b/>
-                <w:bCs/>
-              </w:rPr>
-              <w:t>3]</w:t>
+              <w:t>[3]</w:t>
             </w:r>
           </w:p>
         </w:tc>
@@ -5676,7 +5766,6 @@
               </w:rPr>
             </w:pPr>
             <w:proofErr w:type="spellStart"/>
-            <w:proofErr w:type="gramStart"/>
             <w:r>
               <w:rPr>
                 <w:b/>
@@ -5690,15 +5779,7 @@
                 <w:b/>
                 <w:bCs/>
               </w:rPr>
-              <w:t>[</w:t>
-            </w:r>
-            <w:proofErr w:type="gramEnd"/>
-            <w:r>
-              <w:rPr>
-                <w:b/>
-                <w:bCs/>
-              </w:rPr>
-              <w:t>4]</w:t>
+              <w:t>[4]</w:t>
             </w:r>
           </w:p>
         </w:tc>
@@ -5714,7 +5795,6 @@
               </w:rPr>
             </w:pPr>
             <w:proofErr w:type="spellStart"/>
-            <w:proofErr w:type="gramStart"/>
             <w:r>
               <w:rPr>
                 <w:b/>
@@ -5728,15 +5808,7 @@
                 <w:b/>
                 <w:bCs/>
               </w:rPr>
-              <w:t>[</w:t>
-            </w:r>
-            <w:proofErr w:type="gramEnd"/>
-            <w:r>
-              <w:rPr>
-                <w:b/>
-                <w:bCs/>
-              </w:rPr>
-              <w:t>5]</w:t>
+              <w:t>[5]</w:t>
             </w:r>
           </w:p>
         </w:tc>
@@ -5752,7 +5824,6 @@
               </w:rPr>
             </w:pPr>
             <w:proofErr w:type="spellStart"/>
-            <w:proofErr w:type="gramStart"/>
             <w:r>
               <w:rPr>
                 <w:b/>
@@ -5766,15 +5837,7 @@
                 <w:b/>
                 <w:bCs/>
               </w:rPr>
-              <w:t>[</w:t>
-            </w:r>
-            <w:proofErr w:type="gramEnd"/>
-            <w:r>
-              <w:rPr>
-                <w:b/>
-                <w:bCs/>
-              </w:rPr>
-              <w:t>6]</w:t>
+              <w:t>[6]</w:t>
             </w:r>
           </w:p>
         </w:tc>
@@ -5790,7 +5853,6 @@
               </w:rPr>
             </w:pPr>
             <w:proofErr w:type="spellStart"/>
-            <w:proofErr w:type="gramStart"/>
             <w:r>
               <w:rPr>
                 <w:b/>
@@ -5804,15 +5866,7 @@
                 <w:b/>
                 <w:bCs/>
               </w:rPr>
-              <w:t>[</w:t>
-            </w:r>
-            <w:proofErr w:type="gramEnd"/>
-            <w:r>
-              <w:rPr>
-                <w:b/>
-                <w:bCs/>
-              </w:rPr>
-              <w:t>7]</w:t>
+              <w:t>[7]</w:t>
             </w:r>
           </w:p>
         </w:tc>
@@ -5846,6 +5900,9 @@
             <w:tcW w:w="920" w:type="dxa"/>
           </w:tcPr>
           <w:p>
+            <w:r>
+              <w:t>00</w:t>
+            </w:r>
             <w:r>
               <w:t>8</w:t>
             </w:r>
@@ -6045,7 +6102,6 @@
               </w:rPr>
             </w:pPr>
             <w:proofErr w:type="spellStart"/>
-            <w:proofErr w:type="gramStart"/>
             <w:r>
               <w:rPr>
                 <w:b/>
@@ -6059,15 +6115,7 @@
                 <w:b/>
                 <w:bCs/>
               </w:rPr>
-              <w:t>[</w:t>
-            </w:r>
-            <w:proofErr w:type="gramEnd"/>
-            <w:r>
-              <w:rPr>
-                <w:b/>
-                <w:bCs/>
-              </w:rPr>
-              <w:t>0]</w:t>
+              <w:t>[0]</w:t>
             </w:r>
           </w:p>
         </w:tc>
@@ -6083,7 +6131,6 @@
               </w:rPr>
             </w:pPr>
             <w:proofErr w:type="spellStart"/>
-            <w:proofErr w:type="gramStart"/>
             <w:r>
               <w:rPr>
                 <w:b/>
@@ -6097,15 +6144,7 @@
                 <w:b/>
                 <w:bCs/>
               </w:rPr>
-              <w:t>[</w:t>
-            </w:r>
-            <w:proofErr w:type="gramEnd"/>
-            <w:r>
-              <w:rPr>
-                <w:b/>
-                <w:bCs/>
-              </w:rPr>
-              <w:t>1]</w:t>
+              <w:t>[1]</w:t>
             </w:r>
           </w:p>
         </w:tc>
@@ -6121,7 +6160,6 @@
               </w:rPr>
             </w:pPr>
             <w:proofErr w:type="spellStart"/>
-            <w:proofErr w:type="gramStart"/>
             <w:r>
               <w:rPr>
                 <w:b/>
@@ -6135,15 +6173,7 @@
                 <w:b/>
                 <w:bCs/>
               </w:rPr>
-              <w:t>[</w:t>
-            </w:r>
-            <w:proofErr w:type="gramEnd"/>
-            <w:r>
-              <w:rPr>
-                <w:b/>
-                <w:bCs/>
-              </w:rPr>
-              <w:t>2]</w:t>
+              <w:t>[2]</w:t>
             </w:r>
           </w:p>
         </w:tc>
@@ -6159,7 +6189,6 @@
               </w:rPr>
             </w:pPr>
             <w:proofErr w:type="spellStart"/>
-            <w:proofErr w:type="gramStart"/>
             <w:r>
               <w:rPr>
                 <w:b/>
@@ -6173,15 +6202,7 @@
                 <w:b/>
                 <w:bCs/>
               </w:rPr>
-              <w:t>[</w:t>
-            </w:r>
-            <w:proofErr w:type="gramEnd"/>
-            <w:r>
-              <w:rPr>
-                <w:b/>
-                <w:bCs/>
-              </w:rPr>
-              <w:t>3]</w:t>
+              <w:t>[3]</w:t>
             </w:r>
           </w:p>
         </w:tc>
@@ -6197,7 +6218,6 @@
               </w:rPr>
             </w:pPr>
             <w:proofErr w:type="spellStart"/>
-            <w:proofErr w:type="gramStart"/>
             <w:r>
               <w:rPr>
                 <w:b/>
@@ -6211,15 +6231,7 @@
                 <w:b/>
                 <w:bCs/>
               </w:rPr>
-              <w:t>[</w:t>
-            </w:r>
-            <w:proofErr w:type="gramEnd"/>
-            <w:r>
-              <w:rPr>
-                <w:b/>
-                <w:bCs/>
-              </w:rPr>
-              <w:t>4]</w:t>
+              <w:t>[4]</w:t>
             </w:r>
           </w:p>
         </w:tc>
@@ -6235,7 +6247,6 @@
               </w:rPr>
             </w:pPr>
             <w:proofErr w:type="spellStart"/>
-            <w:proofErr w:type="gramStart"/>
             <w:r>
               <w:rPr>
                 <w:b/>
@@ -6249,15 +6260,7 @@
                 <w:b/>
                 <w:bCs/>
               </w:rPr>
-              <w:t>[</w:t>
-            </w:r>
-            <w:proofErr w:type="gramEnd"/>
-            <w:r>
-              <w:rPr>
-                <w:b/>
-                <w:bCs/>
-              </w:rPr>
-              <w:t>5]</w:t>
+              <w:t>[5]</w:t>
             </w:r>
           </w:p>
         </w:tc>
@@ -6273,7 +6276,6 @@
               </w:rPr>
             </w:pPr>
             <w:proofErr w:type="spellStart"/>
-            <w:proofErr w:type="gramStart"/>
             <w:r>
               <w:rPr>
                 <w:b/>
@@ -6287,15 +6289,7 @@
                 <w:b/>
                 <w:bCs/>
               </w:rPr>
-              <w:t>[</w:t>
-            </w:r>
-            <w:proofErr w:type="gramEnd"/>
-            <w:r>
-              <w:rPr>
-                <w:b/>
-                <w:bCs/>
-              </w:rPr>
-              <w:t>6]</w:t>
+              <w:t>[6]</w:t>
             </w:r>
           </w:p>
         </w:tc>
@@ -6311,7 +6305,6 @@
               </w:rPr>
             </w:pPr>
             <w:proofErr w:type="spellStart"/>
-            <w:proofErr w:type="gramStart"/>
             <w:r>
               <w:rPr>
                 <w:b/>
@@ -6325,15 +6318,7 @@
                 <w:b/>
                 <w:bCs/>
               </w:rPr>
-              <w:t>[</w:t>
-            </w:r>
-            <w:proofErr w:type="gramEnd"/>
-            <w:r>
-              <w:rPr>
-                <w:b/>
-                <w:bCs/>
-              </w:rPr>
-              <w:t>7]</w:t>
+              <w:t>[7]</w:t>
             </w:r>
           </w:p>
         </w:tc>
@@ -6368,7 +6353,7 @@
           </w:tcPr>
           <w:p>
             <w:r>
-              <w:t>--</w:t>
+              <w:t>xxx</w:t>
             </w:r>
           </w:p>
         </w:tc>
@@ -6764,7 +6749,7 @@
           <w:u w:val="single"/>
           <w:lang w:val="en-GB"/>
         </w:rPr>
-        <w:t>Versuchsaufbau</w:t>
+        <w:t>Prototypaufbau</w:t>
       </w:r>
       <w:proofErr w:type="spellEnd"/>
       <w:r>
@@ -6780,6 +6765,9 @@
     <w:p>
       <w:pPr>
         <w:rPr>
+          <w:b/>
+          <w:bCs/>
+          <w:u w:val="single"/>
           <w:lang w:val="en-GB"/>
         </w:rPr>
       </w:pPr>
@@ -6789,18 +6777,10 @@
           <w:lang w:val="en-GB"/>
         </w:rPr>
         <w:drawing>
-          <wp:anchor distT="0" distB="0" distL="114300" distR="114300" simplePos="0" relativeHeight="251739136" behindDoc="0" locked="0" layoutInCell="1" allowOverlap="1" wp14:anchorId="6415EB1E" wp14:editId="1092EDC8">
-            <wp:simplePos x="0" y="0"/>
-            <wp:positionH relativeFrom="margin">
-              <wp:posOffset>-576692</wp:posOffset>
-            </wp:positionH>
-            <wp:positionV relativeFrom="paragraph">
-              <wp:posOffset>316854</wp:posOffset>
-            </wp:positionV>
-            <wp:extent cx="6831106" cy="3842498"/>
-            <wp:effectExtent l="0" t="0" r="8255" b="5715"/>
-            <wp:wrapNone/>
-            <wp:docPr id="249107172" name="Grafik 16"/>
+          <wp:inline distT="0" distB="0" distL="0" distR="0" wp14:anchorId="3A58A20A" wp14:editId="754D314C">
+            <wp:extent cx="5758180" cy="3235325"/>
+            <wp:effectExtent l="0" t="0" r="0" b="3175"/>
+            <wp:docPr id="1914359080" name="Grafik 35"/>
             <wp:cNvGraphicFramePr>
               <a:graphicFrameLocks xmlns:a="http://schemas.openxmlformats.org/drawingml/2006/main" noChangeAspect="1"/>
             </wp:cNvGraphicFramePr>
@@ -6808,42 +6788,448 @@
               <a:graphicData uri="http://schemas.openxmlformats.org/drawingml/2006/picture">
                 <pic:pic xmlns:pic="http://schemas.openxmlformats.org/drawingml/2006/picture">
                   <pic:nvPicPr>
-                    <pic:cNvPr id="249107172" name="Grafik 249107172"/>
-                    <pic:cNvPicPr/>
+                    <pic:cNvPr id="0" name="Picture 1"/>
+                    <pic:cNvPicPr>
+                      <a:picLocks noChangeAspect="1" noChangeArrowheads="1"/>
+                    </pic:cNvPicPr>
                   </pic:nvPicPr>
                   <pic:blipFill>
-                    <a:blip r:embed="rId27">
+                    <a:blip r:embed="rId29">
                       <a:extLst>
                         <a:ext uri="{28A0092B-C50C-407E-A947-70E740481C1C}">
                           <a14:useLocalDpi xmlns:a14="http://schemas.microsoft.com/office/drawing/2010/main" val="0"/>
                         </a:ext>
                       </a:extLst>
                     </a:blip>
+                    <a:srcRect/>
                     <a:stretch>
                       <a:fillRect/>
                     </a:stretch>
                   </pic:blipFill>
-                  <pic:spPr>
+                  <pic:spPr bwMode="auto">
                     <a:xfrm>
                       <a:off x="0" y="0"/>
-                      <a:ext cx="6831106" cy="3842498"/>
+                      <a:ext cx="5758180" cy="3235325"/>
                     </a:xfrm>
                     <a:prstGeom prst="rect">
                       <a:avLst/>
                     </a:prstGeom>
+                    <a:noFill/>
+                    <a:ln>
+                      <a:noFill/>
+                    </a:ln>
                   </pic:spPr>
                 </pic:pic>
               </a:graphicData>
             </a:graphic>
-            <wp14:sizeRelH relativeFrom="margin">
-              <wp14:pctWidth>0</wp14:pctWidth>
-            </wp14:sizeRelH>
-            <wp14:sizeRelV relativeFrom="margin">
-              <wp14:pctHeight>0</wp14:pctHeight>
-            </wp14:sizeRelV>
-          </wp:anchor>
+          </wp:inline>
         </w:drawing>
       </w:r>
+    </w:p>
+    <w:p>
+      <w:pPr>
+        <w:rPr>
+          <w:b/>
+          <w:bCs/>
+          <w:u w:val="single"/>
+          <w:lang w:val="en-GB"/>
+        </w:rPr>
+      </w:pPr>
+    </w:p>
+    <w:p>
+      <w:pPr>
+        <w:rPr>
+          <w:b/>
+          <w:bCs/>
+          <w:u w:val="single"/>
+          <w:lang w:val="en-GB"/>
+        </w:rPr>
+      </w:pPr>
+      <w:proofErr w:type="spellStart"/>
+      <w:r>
+        <w:rPr>
+          <w:b/>
+          <w:bCs/>
+          <w:u w:val="single"/>
+          <w:lang w:val="en-GB"/>
+        </w:rPr>
+        <w:t>Nutzung</w:t>
+      </w:r>
+      <w:proofErr w:type="spellEnd"/>
+      <w:r>
+        <w:rPr>
+          <w:b/>
+          <w:bCs/>
+          <w:u w:val="single"/>
+          <w:lang w:val="en-GB"/>
+        </w:rPr>
+        <w:t xml:space="preserve"> der LED-</w:t>
+      </w:r>
+      <w:proofErr w:type="spellStart"/>
+      <w:r>
+        <w:rPr>
+          <w:b/>
+          <w:bCs/>
+          <w:u w:val="single"/>
+          <w:lang w:val="en-GB"/>
+        </w:rPr>
+        <w:t>Testplatine</w:t>
+      </w:r>
+      <w:proofErr w:type="spellEnd"/>
+    </w:p>
+    <w:p>
+      <w:r>
+        <w:t>Für Testzwecke und</w:t>
+      </w:r>
+      <w:r>
+        <w:t xml:space="preserve"> der</w:t>
+      </w:r>
+      <w:r>
+        <w:t xml:space="preserve"> optischen Darstellung d</w:t>
+      </w:r>
+      <w:r>
+        <w:t xml:space="preserve">es Schaltverhaltens sind im Testaufbau die oberen sechs Pins mit den Anschlüssen einer LED-Testplatine verbunden. So kann verifiziert werden, ob die CAN-Nachrichten empfangen und richtig interpretiert werden. Um diese zu aktivieren muss über CAN ein Kanal von 12-16 aktiviert und mindestens ein Ladestrom von 13 mA (013) vorgegeben werden. Bei einer Wahl eines höheren Stromes leuchtet die LED heller. Durch den </w:t>
+      </w:r>
+      <w:r>
+        <w:t xml:space="preserve">hohen </w:t>
+      </w:r>
+      <w:r>
+        <w:t xml:space="preserve">Vorwiderstand ist der Stromfluss begrenzt und selbst bei maximaler Stromvorgabe (255) fließt nur ein geringer Strom. Es besteht keine Gefahr eine LED zu zerstören. </w:t>
+      </w:r>
+    </w:p>
+    <w:p/>
+    <w:p>
+      <w:pPr>
+        <w:rPr>
+          <w:b/>
+          <w:bCs/>
+          <w:u w:val="single"/>
+        </w:rPr>
+      </w:pPr>
+      <w:r>
+        <w:rPr>
+          <w:b/>
+          <w:bCs/>
+          <w:u w:val="single"/>
+        </w:rPr>
+        <w:br w:type="page"/>
+      </w:r>
+    </w:p>
+    <w:p>
+      <w:pPr>
+        <w:rPr>
+          <w:b/>
+          <w:bCs/>
+          <w:u w:val="single"/>
+          <w:lang w:val="en-GB"/>
+        </w:rPr>
+      </w:pPr>
+      <w:proofErr w:type="spellStart"/>
+      <w:r>
+        <w:rPr>
+          <w:b/>
+          <w:bCs/>
+          <w:u w:val="single"/>
+          <w:lang w:val="en-GB"/>
+        </w:rPr>
+        <w:lastRenderedPageBreak/>
+        <w:t>Problembehandlung</w:t>
+      </w:r>
+      <w:proofErr w:type="spellEnd"/>
+    </w:p>
+    <w:p>
+      <w:pPr>
+        <w:pStyle w:val="Listenabsatz"/>
+        <w:numPr>
+          <w:ilvl w:val="0"/>
+          <w:numId w:val="9"/>
+        </w:numPr>
+        <w:rPr>
+          <w:b/>
+          <w:bCs/>
+        </w:rPr>
+      </w:pPr>
+      <w:r>
+        <w:rPr>
+          <w:b/>
+          <w:bCs/>
+        </w:rPr>
+        <w:t>Problem</w:t>
+      </w:r>
+      <w:r>
+        <w:rPr>
+          <w:b/>
+          <w:bCs/>
+        </w:rPr>
+        <w:t>e</w:t>
+      </w:r>
+      <w:r>
+        <w:rPr>
+          <w:b/>
+          <w:bCs/>
+        </w:rPr>
+        <w:t xml:space="preserve"> mit</w:t>
+      </w:r>
+      <w:r>
+        <w:rPr>
+          <w:b/>
+          <w:bCs/>
+        </w:rPr>
+        <w:t xml:space="preserve"> der</w:t>
+      </w:r>
+      <w:r>
+        <w:rPr>
+          <w:b/>
+          <w:bCs/>
+        </w:rPr>
+        <w:t xml:space="preserve"> I2C Kommunikation</w:t>
+      </w:r>
+    </w:p>
+    <w:p>
+      <w:pPr>
+        <w:pStyle w:val="Listenabsatz"/>
+        <w:numPr>
+          <w:ilvl w:val="1"/>
+          <w:numId w:val="9"/>
+        </w:numPr>
+        <w:rPr>
+          <w:b/>
+          <w:bCs/>
+        </w:rPr>
+      </w:pPr>
+      <w:r>
+        <w:rPr>
+          <w:b/>
+          <w:bCs/>
+        </w:rPr>
+        <w:t>Symptome:</w:t>
+      </w:r>
+      <w:r>
+        <w:t xml:space="preserve"> Portexpander schaltet nicht/ DAC gibt einen falschen Sollstrom vor</w:t>
+      </w:r>
+      <w:r>
+        <w:br/>
+      </w:r>
+      <w:r>
+        <w:rPr>
+          <w:b/>
+          <w:bCs/>
+        </w:rPr>
+        <w:t>Fehlerquelle(n):</w:t>
+      </w:r>
+      <w:r>
+        <w:t xml:space="preserve"> Wenn die +-5V Spannungsversorgung unterbrochen wird, gerät der I2C-Bus in einen undefinierten Zustand.</w:t>
+      </w:r>
+      <w:r>
+        <w:br/>
+      </w:r>
+      <w:r>
+        <w:rPr>
+          <w:b/>
+          <w:bCs/>
+        </w:rPr>
+        <w:t>Lösung:</w:t>
+      </w:r>
+      <w:r>
+        <w:t xml:space="preserve"> Die I2C Kommunikation muss neu Initialisiert werden. </w:t>
+      </w:r>
+      <w:r>
+        <w:br/>
+      </w:r>
+      <w:r>
+        <w:rPr>
+          <w:b/>
+          <w:bCs/>
+        </w:rPr>
+        <w:t xml:space="preserve">Möglichkeit 1(empfohlen): </w:t>
+      </w:r>
+      <w:r>
+        <w:t>Kurzzeitig Sollstrom (000) über CAN senden, danach wieder gewünschten Sollwert. Das Programm initialisiert in diesem Fall eigenständig die I2C Kommunikation neu.</w:t>
+      </w:r>
+      <w:r>
+        <w:br/>
+      </w:r>
+      <w:r>
+        <w:rPr>
+          <w:b/>
+          <w:bCs/>
+        </w:rPr>
+        <w:t xml:space="preserve">Möglichkeit 2: </w:t>
+      </w:r>
+      <w:r>
+        <w:t>„</w:t>
+      </w:r>
+      <w:proofErr w:type="spellStart"/>
+      <w:r>
+        <w:t>Reset</w:t>
+      </w:r>
+      <w:proofErr w:type="spellEnd"/>
+      <w:r>
+        <w:t xml:space="preserve">-Button“ des Microcontrollers betätigen. </w:t>
+      </w:r>
+    </w:p>
+    <w:p>
+      <w:pPr>
+        <w:pStyle w:val="Listenabsatz"/>
+        <w:numPr>
+          <w:ilvl w:val="0"/>
+          <w:numId w:val="9"/>
+        </w:numPr>
+        <w:rPr>
+          <w:b/>
+          <w:bCs/>
+        </w:rPr>
+      </w:pPr>
+      <w:r>
+        <w:rPr>
+          <w:b/>
+          <w:bCs/>
+        </w:rPr>
+        <w:t>Spannungsversorgung deaktiviert</w:t>
+      </w:r>
+    </w:p>
+    <w:p>
+      <w:pPr>
+        <w:pStyle w:val="Listenabsatz"/>
+        <w:numPr>
+          <w:ilvl w:val="1"/>
+          <w:numId w:val="9"/>
+        </w:numPr>
+        <w:rPr>
+          <w:b/>
+          <w:bCs/>
+        </w:rPr>
+      </w:pPr>
+      <w:r>
+        <w:rPr>
+          <w:b/>
+          <w:bCs/>
+        </w:rPr>
+        <w:t>Symptome:</w:t>
+      </w:r>
+      <w:r>
+        <w:t xml:space="preserve"> An den Ausgangspins der Spannungsversorgung ist keine Spannung messbar. </w:t>
+      </w:r>
+      <w:r>
+        <w:br/>
+      </w:r>
+      <w:r>
+        <w:rPr>
+          <w:b/>
+          <w:bCs/>
+        </w:rPr>
+        <w:t xml:space="preserve">Fehlerquelle(n): </w:t>
+      </w:r>
+      <w:r>
+        <w:t>Spannungsversorgung der Platine deaktiviert / Ein-Aus-MOSFET deaktiviert.</w:t>
+      </w:r>
+      <w:r>
+        <w:br/>
+      </w:r>
+      <w:r>
+        <w:rPr>
+          <w:b/>
+          <w:bCs/>
+        </w:rPr>
+        <w:t xml:space="preserve">Lösung: </w:t>
+      </w:r>
+      <w:r>
+        <w:t>Spannungsversorgung der Platine überprüfen</w:t>
+      </w:r>
+      <w:r>
+        <w:t xml:space="preserve"> / </w:t>
+      </w:r>
+      <w:r>
+        <w:t>„</w:t>
+      </w:r>
+      <w:proofErr w:type="spellStart"/>
+      <w:r>
+        <w:t>Reset</w:t>
+      </w:r>
+      <w:proofErr w:type="spellEnd"/>
+      <w:r>
+        <w:t>-Button“ des Microcontrollers betätigen.</w:t>
+      </w:r>
+    </w:p>
+    <w:p>
+      <w:pPr>
+        <w:pStyle w:val="Listenabsatz"/>
+        <w:numPr>
+          <w:ilvl w:val="0"/>
+          <w:numId w:val="9"/>
+        </w:numPr>
+        <w:rPr>
+          <w:b/>
+          <w:bCs/>
+        </w:rPr>
+      </w:pPr>
+      <w:r>
+        <w:rPr>
+          <w:b/>
+          <w:bCs/>
+        </w:rPr>
+        <w:t>Platine schaltet korrekt – Kein Strom fließt durch LEDs / Akkupack</w:t>
+      </w:r>
+    </w:p>
+    <w:p>
+      <w:pPr>
+        <w:pStyle w:val="Listenabsatz"/>
+        <w:numPr>
+          <w:ilvl w:val="1"/>
+          <w:numId w:val="9"/>
+        </w:numPr>
+        <w:rPr>
+          <w:b/>
+          <w:bCs/>
+        </w:rPr>
+      </w:pPr>
+      <w:r>
+        <w:rPr>
+          <w:b/>
+          <w:bCs/>
+        </w:rPr>
+        <w:t>Symptome:</w:t>
+      </w:r>
+      <w:r>
+        <w:t xml:space="preserve"> </w:t>
+      </w:r>
+      <w:r>
+        <w:t>MOSFETs schalten, trotzdem keine Spannung am Shunt messbar (kein Strom fließt)</w:t>
+      </w:r>
+      <w:r>
+        <w:br/>
+      </w:r>
+      <w:r>
+        <w:rPr>
+          <w:b/>
+          <w:bCs/>
+        </w:rPr>
+        <w:t xml:space="preserve">Fehlerquelle(n): </w:t>
+      </w:r>
+      <w:r>
+        <w:t>Schmelzsicherung defekt</w:t>
+      </w:r>
+      <w:r>
+        <w:br/>
+      </w:r>
+      <w:r>
+        <w:rPr>
+          <w:b/>
+          <w:bCs/>
+        </w:rPr>
+        <w:t xml:space="preserve">Lösung: </w:t>
+      </w:r>
+      <w:r>
+        <w:t>Schmelzsicherung austauschen</w:t>
+      </w:r>
+    </w:p>
+    <w:p>
+      <w:pPr>
+        <w:rPr>
+          <w:b/>
+          <w:bCs/>
+        </w:rPr>
+      </w:pPr>
     </w:p>
     <w:sectPr>
       <w:pgSz w:w="11906" w:h="16838"/>
@@ -6856,7 +7242,7 @@
 </file>
 
 <file path=word/numbering.xml><?xml version="1.0" encoding="utf-8"?>
-<w:numbering xmlns:wpc="http://schemas.microsoft.com/office/word/2010/wordprocessingCanvas" xmlns:cx="http://schemas.microsoft.com/office/drawing/2014/chartex" xmlns:cx1="http://schemas.microsoft.com/office/drawing/2015/9/8/chartex" xmlns:cx2="http://schemas.microsoft.com/office/drawing/2015/10/21/chartex" xmlns:cx3="http://schemas.microsoft.com/office/drawing/2016/5/9/chartex" xmlns:cx4="http://schemas.microsoft.com/office/drawing/2016/5/10/chartex" xmlns:cx5="http://schemas.microsoft.com/office/drawing/2016/5/11/chartex" xmlns:cx6="http://schemas.microsoft.com/office/drawing/2016/5/12/chartex" xmlns:cx7="http://schemas.microsoft.com/office/drawing/2016/5/13/chartex" xmlns:cx8="http://schemas.microsoft.com/office/drawing/2016/5/14/chartex" xmlns:mc="http://schemas.openxmlformats.org/markup-compatibility/2006" xmlns:aink="http://schemas.microsoft.com/office/drawing/2016/ink" xmlns:am3d="http://schemas.microsoft.com/office/drawing/2017/model3d" xmlns:o="urn:schemas-microsoft-com:office:office" xmlns:oel="http://schemas.microsoft.com/office/2019/extlst" xmlns:r="http://schemas.openxmlformats.org/officeDocument/2006/relationships" xmlns:m="http://schemas.openxmlformats.org/officeDocument/2006/math" xmlns:v="urn:schemas-microsoft-com:vml" xmlns:wp14="http://schemas.microsoft.com/office/word/2010/wordprocessingDrawing" xmlns:wp="http://schemas.openxmlformats.org/drawingml/2006/wordprocessingDrawing" xmlns:w10="urn:schemas-microsoft-com:office:word" xmlns:w="http://schemas.openxmlformats.org/wordprocessingml/2006/main" xmlns:w14="http://schemas.microsoft.com/office/word/2010/wordml" xmlns:w15="http://schemas.microsoft.com/office/word/2012/wordml" xmlns:w16cex="http://schemas.microsoft.com/office/word/2018/wordml/cex" xmlns:w16cid="http://schemas.microsoft.com/office/word/2016/wordml/cid" xmlns:w16="http://schemas.microsoft.com/office/word/2018/wordml" xmlns:w16du="http://schemas.microsoft.com/office/word/2023/wordml/word16du" xmlns:w16sdtdh="http://schemas.microsoft.com/office/word/2020/wordml/sdtdatahash" xmlns:w16se="http://schemas.microsoft.com/office/word/2015/wordml/symex" xmlns:wpg="http://schemas.microsoft.com/office/word/2010/wordprocessingGroup" xmlns:wpi="http://schemas.microsoft.com/office/word/2010/wordprocessingInk" xmlns:wne="http://schemas.microsoft.com/office/word/2006/wordml" xmlns:wps="http://schemas.microsoft.com/office/word/2010/wordprocessingShape" mc:Ignorable="w14 w15 w16se w16cid w16 w16cex w16sdtdh w16du wp14">
+<w:numbering xmlns:wpc="http://schemas.microsoft.com/office/word/2010/wordprocessingCanvas" xmlns:cx="http://schemas.microsoft.com/office/drawing/2014/chartex" xmlns:cx1="http://schemas.microsoft.com/office/drawing/2015/9/8/chartex" xmlns:cx2="http://schemas.microsoft.com/office/drawing/2015/10/21/chartex" xmlns:cx3="http://schemas.microsoft.com/office/drawing/2016/5/9/chartex" xmlns:cx4="http://schemas.microsoft.com/office/drawing/2016/5/10/chartex" xmlns:cx5="http://schemas.microsoft.com/office/drawing/2016/5/11/chartex" xmlns:cx6="http://schemas.microsoft.com/office/drawing/2016/5/12/chartex" xmlns:cx7="http://schemas.microsoft.com/office/drawing/2016/5/13/chartex" xmlns:cx8="http://schemas.microsoft.com/office/drawing/2016/5/14/chartex" xmlns:mc="http://schemas.openxmlformats.org/markup-compatibility/2006" xmlns:aink="http://schemas.microsoft.com/office/drawing/2016/ink" xmlns:am3d="http://schemas.microsoft.com/office/drawing/2017/model3d" xmlns:o="urn:schemas-microsoft-com:office:office" xmlns:oel="http://schemas.microsoft.com/office/2019/extlst" xmlns:r="http://schemas.openxmlformats.org/officeDocument/2006/relationships" xmlns:m="http://schemas.openxmlformats.org/officeDocument/2006/math" xmlns:v="urn:schemas-microsoft-com:vml" xmlns:wp14="http://schemas.microsoft.com/office/word/2010/wordprocessingDrawing" xmlns:wp="http://schemas.openxmlformats.org/drawingml/2006/wordprocessingDrawing" xmlns:w10="urn:schemas-microsoft-com:office:word" xmlns:w="http://schemas.openxmlformats.org/wordprocessingml/2006/main" xmlns:w14="http://schemas.microsoft.com/office/word/2010/wordml" xmlns:w15="http://schemas.microsoft.com/office/word/2012/wordml" xmlns:w16cex="http://schemas.microsoft.com/office/word/2018/wordml/cex" xmlns:w16cid="http://schemas.microsoft.com/office/word/2016/wordml/cid" xmlns:w16="http://schemas.microsoft.com/office/word/2018/wordml" xmlns:w16du="http://schemas.microsoft.com/office/word/2023/wordml/word16du" xmlns:w16sdtdh="http://schemas.microsoft.com/office/word/2020/wordml/sdtdatahash" xmlns:w16sdtfl="http://schemas.microsoft.com/office/word/2024/wordml/sdtformatlock" xmlns:w16se="http://schemas.microsoft.com/office/word/2015/wordml/symex" xmlns:wpg="http://schemas.microsoft.com/office/word/2010/wordprocessingGroup" xmlns:wpi="http://schemas.microsoft.com/office/word/2010/wordprocessingInk" xmlns:wne="http://schemas.microsoft.com/office/word/2006/wordml" xmlns:wps="http://schemas.microsoft.com/office/word/2010/wordprocessingShape" mc:Ignorable="w14 w15 w16se w16cid w16 w16cex w16sdtdh w16sdtfl w16du wp14">
   <w:abstractNum w:abstractNumId="0" w15:restartNumberingAfterBreak="0">
     <w:nsid w:val="0D122A80"/>
     <w:multiLevelType w:val="hybridMultilevel"/>
@@ -7729,6 +8115,95 @@
       <w:rPr>
         <w:rFonts w:ascii="Wingdings" w:hAnsi="Wingdings" w:hint="default"/>
       </w:rPr>
+    </w:lvl>
+  </w:abstractNum>
+  <w:abstractNum w:abstractNumId="8" w15:restartNumberingAfterBreak="0">
+    <w:nsid w:val="5FDE1602"/>
+    <w:multiLevelType w:val="hybridMultilevel"/>
+    <w:tmpl w:val="A490909E"/>
+    <w:lvl w:ilvl="0" w:tplc="0407000F">
+      <w:start w:val="1"/>
+      <w:numFmt w:val="decimal"/>
+      <w:lvlText w:val="%1."/>
+      <w:lvlJc w:val="left"/>
+      <w:pPr>
+        <w:ind w:left="720" w:hanging="360"/>
+      </w:pPr>
+      <w:rPr>
+        <w:rFonts w:hint="default"/>
+      </w:rPr>
+    </w:lvl>
+    <w:lvl w:ilvl="1" w:tplc="04070019">
+      <w:start w:val="1"/>
+      <w:numFmt w:val="lowerLetter"/>
+      <w:lvlText w:val="%2."/>
+      <w:lvlJc w:val="left"/>
+      <w:pPr>
+        <w:ind w:left="1440" w:hanging="360"/>
+      </w:pPr>
+    </w:lvl>
+    <w:lvl w:ilvl="2" w:tplc="0407001B">
+      <w:start w:val="1"/>
+      <w:numFmt w:val="lowerRoman"/>
+      <w:lvlText w:val="%3."/>
+      <w:lvlJc w:val="right"/>
+      <w:pPr>
+        <w:ind w:left="2160" w:hanging="180"/>
+      </w:pPr>
+    </w:lvl>
+    <w:lvl w:ilvl="3" w:tplc="0407000F" w:tentative="1">
+      <w:start w:val="1"/>
+      <w:numFmt w:val="decimal"/>
+      <w:lvlText w:val="%4."/>
+      <w:lvlJc w:val="left"/>
+      <w:pPr>
+        <w:ind w:left="2880" w:hanging="360"/>
+      </w:pPr>
+    </w:lvl>
+    <w:lvl w:ilvl="4" w:tplc="04070019" w:tentative="1">
+      <w:start w:val="1"/>
+      <w:numFmt w:val="lowerLetter"/>
+      <w:lvlText w:val="%5."/>
+      <w:lvlJc w:val="left"/>
+      <w:pPr>
+        <w:ind w:left="3600" w:hanging="360"/>
+      </w:pPr>
+    </w:lvl>
+    <w:lvl w:ilvl="5" w:tplc="0407001B" w:tentative="1">
+      <w:start w:val="1"/>
+      <w:numFmt w:val="lowerRoman"/>
+      <w:lvlText w:val="%6."/>
+      <w:lvlJc w:val="right"/>
+      <w:pPr>
+        <w:ind w:left="4320" w:hanging="180"/>
+      </w:pPr>
+    </w:lvl>
+    <w:lvl w:ilvl="6" w:tplc="0407000F" w:tentative="1">
+      <w:start w:val="1"/>
+      <w:numFmt w:val="decimal"/>
+      <w:lvlText w:val="%7."/>
+      <w:lvlJc w:val="left"/>
+      <w:pPr>
+        <w:ind w:left="5040" w:hanging="360"/>
+      </w:pPr>
+    </w:lvl>
+    <w:lvl w:ilvl="7" w:tplc="04070019" w:tentative="1">
+      <w:start w:val="1"/>
+      <w:numFmt w:val="lowerLetter"/>
+      <w:lvlText w:val="%8."/>
+      <w:lvlJc w:val="left"/>
+      <w:pPr>
+        <w:ind w:left="5760" w:hanging="360"/>
+      </w:pPr>
+    </w:lvl>
+    <w:lvl w:ilvl="8" w:tplc="0407001B" w:tentative="1">
+      <w:start w:val="1"/>
+      <w:numFmt w:val="lowerRoman"/>
+      <w:lvlText w:val="%9."/>
+      <w:lvlJc w:val="right"/>
+      <w:pPr>
+        <w:ind w:left="6480" w:hanging="180"/>
+      </w:pPr>
     </w:lvl>
   </w:abstractNum>
   <w:num w:numId="1" w16cid:durableId="1538397567">
@@ -7755,11 +8230,14 @@
   <w:num w:numId="8" w16cid:durableId="983923830">
     <w:abstractNumId w:val="0"/>
   </w:num>
+  <w:num w:numId="9" w16cid:durableId="1689595194">
+    <w:abstractNumId w:val="8"/>
+  </w:num>
 </w:numbering>
 </file>
 
 <file path=word/styles.xml><?xml version="1.0" encoding="utf-8"?>
-<w:styles xmlns:mc="http://schemas.openxmlformats.org/markup-compatibility/2006" xmlns:r="http://schemas.openxmlformats.org/officeDocument/2006/relationships" xmlns:w="http://schemas.openxmlformats.org/wordprocessingml/2006/main" xmlns:w14="http://schemas.microsoft.com/office/word/2010/wordml" xmlns:w15="http://schemas.microsoft.com/office/word/2012/wordml" xmlns:w16cex="http://schemas.microsoft.com/office/word/2018/wordml/cex" xmlns:w16cid="http://schemas.microsoft.com/office/word/2016/wordml/cid" xmlns:w16="http://schemas.microsoft.com/office/word/2018/wordml" xmlns:w16du="http://schemas.microsoft.com/office/word/2023/wordml/word16du" xmlns:w16sdtdh="http://schemas.microsoft.com/office/word/2020/wordml/sdtdatahash" xmlns:w16se="http://schemas.microsoft.com/office/word/2015/wordml/symex" mc:Ignorable="w14 w15 w16se w16cid w16 w16cex w16sdtdh w16du">
+<w:styles xmlns:mc="http://schemas.openxmlformats.org/markup-compatibility/2006" xmlns:r="http://schemas.openxmlformats.org/officeDocument/2006/relationships" xmlns:w="http://schemas.openxmlformats.org/wordprocessingml/2006/main" xmlns:w14="http://schemas.microsoft.com/office/word/2010/wordml" xmlns:w15="http://schemas.microsoft.com/office/word/2012/wordml" xmlns:w16cex="http://schemas.microsoft.com/office/word/2018/wordml/cex" xmlns:w16cid="http://schemas.microsoft.com/office/word/2016/wordml/cid" xmlns:w16="http://schemas.microsoft.com/office/word/2018/wordml" xmlns:w16du="http://schemas.microsoft.com/office/word/2023/wordml/word16du" xmlns:w16sdtdh="http://schemas.microsoft.com/office/word/2020/wordml/sdtdatahash" xmlns:w16sdtfl="http://schemas.microsoft.com/office/word/2024/wordml/sdtformatlock" xmlns:w16se="http://schemas.microsoft.com/office/word/2015/wordml/symex" mc:Ignorable="w14 w15 w16se w16cid w16 w16cex w16sdtdh w16sdtfl w16du">
   <w:docDefaults>
     <w:rPrDefault>
       <w:rPr>
